--- a/Assignment 2 dev.docx
+++ b/Assignment 2 dev.docx
@@ -444,7 +444,7 @@
           <w:sz w:val="28"/>
           <w:szCs w:val="28"/>
         </w:rPr>
-        <w:t>Add files to staging area.</w:t>
+        <w:t>Files added.</w:t>
       </w:r>
       <w:r>
         <w:rPr>
@@ -455,15 +455,14 @@
       </w:r>
       <w:r>
         <w:rPr>
-          <w:noProof/>
           <w:sz w:val="28"/>
           <w:szCs w:val="28"/>
         </w:rPr>
         <w:drawing>
-          <wp:inline distT="0" distB="0" distL="0" distR="0" wp14:anchorId="752D0549" wp14:editId="5B30A566">
-            <wp:extent cx="5943600" cy="2225040"/>
-            <wp:effectExtent l="0" t="0" r="0" b="3810"/>
-            <wp:docPr id="1157783905" name="Picture 1"/>
+          <wp:inline distT="0" distB="0" distL="0" distR="0" wp14:anchorId="3D4B5BCF" wp14:editId="542D6691">
+            <wp:extent cx="5943600" cy="1376680"/>
+            <wp:effectExtent l="0" t="0" r="0" b="0"/>
+            <wp:docPr id="783445269" name="Picture 1" descr="A screenshot of a computer screen&#10;&#10;AI-generated content may be incorrect."/>
             <wp:cNvGraphicFramePr>
               <a:graphicFrameLocks xmlns:a="http://schemas.openxmlformats.org/drawingml/2006/main" noChangeAspect="1"/>
             </wp:cNvGraphicFramePr>
@@ -471,7 +470,7 @@
               <a:graphicData uri="http://schemas.openxmlformats.org/drawingml/2006/picture">
                 <pic:pic xmlns:pic="http://schemas.openxmlformats.org/drawingml/2006/picture">
                   <pic:nvPicPr>
-                    <pic:cNvPr id="1157783905" name=""/>
+                    <pic:cNvPr id="783445269" name="Picture 1" descr="A screenshot of a computer screen&#10;&#10;AI-generated content may be incorrect."/>
                     <pic:cNvPicPr/>
                   </pic:nvPicPr>
                   <pic:blipFill>
@@ -483,7 +482,7 @@
                   <pic:spPr>
                     <a:xfrm>
                       <a:off x="0" y="0"/>
-                      <a:ext cx="5943600" cy="2225040"/>
+                      <a:ext cx="5943600" cy="1376680"/>
                     </a:xfrm>
                     <a:prstGeom prst="rect">
                       <a:avLst/>
@@ -520,7 +519,7 @@
           <w:sz w:val="28"/>
           <w:szCs w:val="28"/>
         </w:rPr>
-        <w:t>Files added.</w:t>
+        <w:t>Commit the Changes</w:t>
       </w:r>
       <w:r>
         <w:rPr>
@@ -531,15 +530,14 @@
       </w:r>
       <w:r>
         <w:rPr>
-          <w:noProof/>
           <w:sz w:val="28"/>
           <w:szCs w:val="28"/>
         </w:rPr>
         <w:drawing>
-          <wp:inline distT="0" distB="0" distL="0" distR="0" wp14:anchorId="744618D6" wp14:editId="4033C154">
-            <wp:extent cx="5943600" cy="916305"/>
+          <wp:inline distT="0" distB="0" distL="0" distR="0" wp14:anchorId="0BF6C682" wp14:editId="097B1F6D">
+            <wp:extent cx="5943600" cy="1376680"/>
             <wp:effectExtent l="0" t="0" r="0" b="0"/>
-            <wp:docPr id="618719829" name="Picture 1"/>
+            <wp:docPr id="213723916" name="Picture 1" descr="A screenshot of a computer screen&#10;&#10;AI-generated content may be incorrect."/>
             <wp:cNvGraphicFramePr>
               <a:graphicFrameLocks xmlns:a="http://schemas.openxmlformats.org/drawingml/2006/main" noChangeAspect="1"/>
             </wp:cNvGraphicFramePr>
@@ -547,7 +545,83 @@
               <a:graphicData uri="http://schemas.openxmlformats.org/drawingml/2006/picture">
                 <pic:pic xmlns:pic="http://schemas.openxmlformats.org/drawingml/2006/picture">
                   <pic:nvPicPr>
-                    <pic:cNvPr id="618719829" name=""/>
+                    <pic:cNvPr id="213723916" name="Picture 1" descr="A screenshot of a computer screen&#10;&#10;AI-generated content may be incorrect."/>
+                    <pic:cNvPicPr/>
+                  </pic:nvPicPr>
+                  <pic:blipFill>
+                    <a:blip r:embed="rId9"/>
+                    <a:stretch>
+                      <a:fillRect/>
+                    </a:stretch>
+                  </pic:blipFill>
+                  <pic:spPr>
+                    <a:xfrm>
+                      <a:off x="0" y="0"/>
+                      <a:ext cx="5943600" cy="1376680"/>
+                    </a:xfrm>
+                    <a:prstGeom prst="rect">
+                      <a:avLst/>
+                    </a:prstGeom>
+                  </pic:spPr>
+                </pic:pic>
+              </a:graphicData>
+            </a:graphic>
+          </wp:inline>
+        </w:drawing>
+      </w:r>
+      <w:r>
+        <w:rPr>
+          <w:sz w:val="28"/>
+          <w:szCs w:val="28"/>
+        </w:rPr>
+        <w:br/>
+      </w:r>
+    </w:p>
+    <w:p>
+      <w:pPr>
+        <w:pStyle w:val="ListParagraph"/>
+        <w:numPr>
+          <w:ilvl w:val="0"/>
+          <w:numId w:val="1"/>
+        </w:numPr>
+        <w:rPr>
+          <w:sz w:val="28"/>
+          <w:szCs w:val="28"/>
+        </w:rPr>
+      </w:pPr>
+      <w:r>
+        <w:rPr>
+          <w:sz w:val="28"/>
+          <w:szCs w:val="28"/>
+        </w:rPr>
+        <w:lastRenderedPageBreak/>
+        <w:t>Push the branch to GitHub.</w:t>
+      </w:r>
+      <w:r>
+        <w:rPr>
+          <w:sz w:val="28"/>
+          <w:szCs w:val="28"/>
+        </w:rPr>
+        <w:br/>
+      </w:r>
+      <w:r>
+        <w:rPr>
+          <w:sz w:val="28"/>
+          <w:szCs w:val="28"/>
+        </w:rPr>
+        <w:drawing>
+          <wp:inline distT="0" distB="0" distL="0" distR="0" wp14:anchorId="5A82583A" wp14:editId="12AE4275">
+            <wp:extent cx="5943600" cy="1479550"/>
+            <wp:effectExtent l="0" t="0" r="0" b="6350"/>
+            <wp:docPr id="1308284392" name="Picture 1" descr="A screen shot of a computer&#10;&#10;AI-generated content may be incorrect."/>
+            <wp:cNvGraphicFramePr>
+              <a:graphicFrameLocks xmlns:a="http://schemas.openxmlformats.org/drawingml/2006/main" noChangeAspect="1"/>
+            </wp:cNvGraphicFramePr>
+            <a:graphic xmlns:a="http://schemas.openxmlformats.org/drawingml/2006/main">
+              <a:graphicData uri="http://schemas.openxmlformats.org/drawingml/2006/picture">
+                <pic:pic xmlns:pic="http://schemas.openxmlformats.org/drawingml/2006/picture">
+                  <pic:nvPicPr>
+                    <pic:cNvPr id="1308284392" name="Picture 1" descr="A screen shot of a computer&#10;&#10;AI-generated content may be incorrect."/>
                     <pic:cNvPicPr/>
                   </pic:nvPicPr>
                   <pic:blipFill>
@@ -559,160 +633,7 @@
                   <pic:spPr>
                     <a:xfrm>
                       <a:off x="0" y="0"/>
-                      <a:ext cx="5943600" cy="916305"/>
-                    </a:xfrm>
-                    <a:prstGeom prst="rect">
-                      <a:avLst/>
-                    </a:prstGeom>
-                  </pic:spPr>
-                </pic:pic>
-              </a:graphicData>
-            </a:graphic>
-          </wp:inline>
-        </w:drawing>
-      </w:r>
-      <w:r>
-        <w:rPr>
-          <w:sz w:val="28"/>
-          <w:szCs w:val="28"/>
-        </w:rPr>
-        <w:br/>
-      </w:r>
-    </w:p>
-    <w:p>
-      <w:pPr>
-        <w:pStyle w:val="ListParagraph"/>
-        <w:numPr>
-          <w:ilvl w:val="0"/>
-          <w:numId w:val="1"/>
-        </w:numPr>
-        <w:rPr>
-          <w:sz w:val="28"/>
-          <w:szCs w:val="28"/>
-        </w:rPr>
-      </w:pPr>
-      <w:r>
-        <w:rPr>
-          <w:sz w:val="28"/>
-          <w:szCs w:val="28"/>
-        </w:rPr>
-        <w:lastRenderedPageBreak/>
-        <w:t>Commit the Changes</w:t>
-      </w:r>
-      <w:r>
-        <w:rPr>
-          <w:sz w:val="28"/>
-          <w:szCs w:val="28"/>
-        </w:rPr>
-        <w:br/>
-      </w:r>
-      <w:r>
-        <w:rPr>
-          <w:noProof/>
-          <w:sz w:val="28"/>
-          <w:szCs w:val="28"/>
-        </w:rPr>
-        <w:drawing>
-          <wp:inline distT="0" distB="0" distL="0" distR="0" wp14:anchorId="1C8C8976" wp14:editId="56823474">
-            <wp:extent cx="5943600" cy="916305"/>
-            <wp:effectExtent l="0" t="0" r="0" b="0"/>
-            <wp:docPr id="1093241355" name="Picture 1"/>
-            <wp:cNvGraphicFramePr>
-              <a:graphicFrameLocks xmlns:a="http://schemas.openxmlformats.org/drawingml/2006/main" noChangeAspect="1"/>
-            </wp:cNvGraphicFramePr>
-            <a:graphic xmlns:a="http://schemas.openxmlformats.org/drawingml/2006/main">
-              <a:graphicData uri="http://schemas.openxmlformats.org/drawingml/2006/picture">
-                <pic:pic xmlns:pic="http://schemas.openxmlformats.org/drawingml/2006/picture">
-                  <pic:nvPicPr>
-                    <pic:cNvPr id="1093241355" name=""/>
-                    <pic:cNvPicPr/>
-                  </pic:nvPicPr>
-                  <pic:blipFill>
-                    <a:blip r:embed="rId10"/>
-                    <a:stretch>
-                      <a:fillRect/>
-                    </a:stretch>
-                  </pic:blipFill>
-                  <pic:spPr>
-                    <a:xfrm>
-                      <a:off x="0" y="0"/>
-                      <a:ext cx="5943600" cy="916305"/>
-                    </a:xfrm>
-                    <a:prstGeom prst="rect">
-                      <a:avLst/>
-                    </a:prstGeom>
-                  </pic:spPr>
-                </pic:pic>
-              </a:graphicData>
-            </a:graphic>
-          </wp:inline>
-        </w:drawing>
-      </w:r>
-      <w:r>
-        <w:rPr>
-          <w:sz w:val="28"/>
-          <w:szCs w:val="28"/>
-        </w:rPr>
-        <w:br/>
-      </w:r>
-    </w:p>
-    <w:p>
-      <w:pPr>
-        <w:pStyle w:val="ListParagraph"/>
-        <w:numPr>
-          <w:ilvl w:val="0"/>
-          <w:numId w:val="1"/>
-        </w:numPr>
-        <w:rPr>
-          <w:sz w:val="28"/>
-          <w:szCs w:val="28"/>
-        </w:rPr>
-      </w:pPr>
-      <w:r>
-        <w:rPr>
-          <w:sz w:val="28"/>
-          <w:szCs w:val="28"/>
-        </w:rPr>
-        <w:t>Push the branch to GitHub.</w:t>
-      </w:r>
-      <w:r>
-        <w:rPr>
-          <w:sz w:val="28"/>
-          <w:szCs w:val="28"/>
-        </w:rPr>
-        <w:br/>
-      </w:r>
-      <w:r>
-        <w:rPr>
-          <w:noProof/>
-          <w:sz w:val="28"/>
-          <w:szCs w:val="28"/>
-        </w:rPr>
-        <w:drawing>
-          <wp:inline distT="0" distB="0" distL="0" distR="0" wp14:anchorId="5C233602" wp14:editId="4DDBCBD5">
-            <wp:extent cx="5943600" cy="1727835"/>
-            <wp:effectExtent l="0" t="0" r="0" b="5715"/>
-            <wp:docPr id="1172051328" name="Picture 1"/>
-            <wp:cNvGraphicFramePr>
-              <a:graphicFrameLocks xmlns:a="http://schemas.openxmlformats.org/drawingml/2006/main" noChangeAspect="1"/>
-            </wp:cNvGraphicFramePr>
-            <a:graphic xmlns:a="http://schemas.openxmlformats.org/drawingml/2006/main">
-              <a:graphicData uri="http://schemas.openxmlformats.org/drawingml/2006/picture">
-                <pic:pic xmlns:pic="http://schemas.openxmlformats.org/drawingml/2006/picture">
-                  <pic:nvPicPr>
-                    <pic:cNvPr id="1172051328" name=""/>
-                    <pic:cNvPicPr/>
-                  </pic:nvPicPr>
-                  <pic:blipFill>
-                    <a:blip r:embed="rId11"/>
-                    <a:stretch>
-                      <a:fillRect/>
-                    </a:stretch>
-                  </pic:blipFill>
-                  <pic:spPr>
-                    <a:xfrm>
-                      <a:off x="0" y="0"/>
-                      <a:ext cx="5943600" cy="1727835"/>
+                      <a:ext cx="5943600" cy="1479550"/>
                     </a:xfrm>
                     <a:prstGeom prst="rect">
                       <a:avLst/>
